--- a/src/Parchment.Tests/Markdown/Renderers/TableRendererTests.TableNestedInListItemIsIndented.verified.docx
+++ b/src/Parchment.Tests/Markdown/Renderers/TableRendererTests.TableNestedInListItemIsIndented.verified.docx
@@ -17,7 +17,8 @@
     </w:p>
     <w:tbl>
       <w:tblPr>
-        <w:tblW w:w="5000" w:type="pct"/>
+        <w:tblW w:type="auto"/>
+        <w:tblInd w:w="480" w:type="dxa"/>
         <w:tblBorders>
           <w:top w:val="single" w:sz="4"/>
           <w:bottom w:val="single" w:sz="4"/>
